--- a/docs/T6/plan_migracion/Plan_Migracion_HealthConnection.docx
+++ b/docs/T6/plan_migracion/Plan_Migracion_HealthConnection.docx
@@ -80,7 +80,13 @@
         <w:rPr>
           <w:lang w:val="es-CO"/>
         </w:rPr>
-        <w:t>Describir los planes de Migración y Carga Inicial de Datos para el sistema HealthConnection, detallando los componentes de carga tanto de origen como de destino, así como el plan de vuelta atrás (roll-back) en caso de falla.</w:t>
+        <w:t xml:space="preserve">Describir los planes de Migración y Carga Inicial de Datos para el sistema </w:t>
+      </w:r>
+      <w:r>
+        <w:rPr>
+          <w:lang w:val="es-CO"/>
+        </w:rPr>
+        <w:t>HealthConnection, detallando los componentes de carga tanto de origen como de destino, así como el plan de vuelta atrás (roll-back) en caso de falla.</w:t>
       </w:r>
     </w:p>
     <w:p>
@@ -107,35 +113,7 @@
         <w:rPr>
           <w:lang w:val="es-CO"/>
         </w:rPr>
-        <w:t xml:space="preserve">Este documento proporciona una guía técnica para la migración de datos iniciales del cliente desde archivos Excel hacia la base de datos PostgreSQL en </w:t>
-      </w:r>
-      <w:proofErr w:type="spellStart"/>
-      <w:r>
-        <w:rPr>
-          <w:lang w:val="es-CO"/>
-        </w:rPr>
-        <w:t>Railway</w:t>
-      </w:r>
-      <w:proofErr w:type="spellEnd"/>
-      <w:r>
-        <w:rPr>
-          <w:lang w:val="es-CO"/>
-        </w:rPr>
-        <w:t xml:space="preserve">, usando herramientas gráficas como </w:t>
-      </w:r>
-      <w:proofErr w:type="spellStart"/>
-      <w:r>
-        <w:rPr>
-          <w:lang w:val="es-CO"/>
-        </w:rPr>
-        <w:t>PgAdmin</w:t>
-      </w:r>
-      <w:proofErr w:type="spellEnd"/>
-      <w:r>
-        <w:rPr>
-          <w:lang w:val="es-CO"/>
-        </w:rPr>
-        <w:t>. El responsable debe tener conocimientos previos en bases de datos y operaciones básicas de importación.</w:t>
+        <w:t>Este documento proporciona una guía técnica para la migración de datos iniciales del cliente desde archivos Excel hacia la base de datos PostgreSQL en Railway, usando herramientas gráficas como PgAdmin. El responsable debe tener conocimientos previos en bases de datos y operaciones básicas de importación.</w:t>
       </w:r>
     </w:p>
     <w:p>
@@ -396,7 +374,13 @@
           <w:lang w:val="es-CO"/>
         </w:rPr>
         <w:lastRenderedPageBreak/>
-        <w:t>4. PLAN DE MIGRACIÓN</w:t>
+        <w:t xml:space="preserve">4. PLAN DE </w:t>
+      </w:r>
+      <w:r>
+        <w:rPr>
+          <w:lang w:val="es-CO"/>
+        </w:rPr>
+        <w:t>MIGRACIÓN</w:t>
       </w:r>
     </w:p>
     <w:p>
@@ -423,63 +407,7 @@
         <w:rPr>
           <w:lang w:val="es-CO"/>
         </w:rPr>
-        <w:t>El componente de datos origen consiste en uno o varios archivos Excel (.xlsx) proporcionados por el cliente. Estos archivos contienen los registros iniciales del sistema (usuarios, pacientes, doctores, especialidades, etc.). Los archivos Excel se deben convertir a formato CSV (</w:t>
-      </w:r>
-      <w:proofErr w:type="spellStart"/>
-      <w:r>
-        <w:rPr>
-          <w:lang w:val="es-CO"/>
-        </w:rPr>
-        <w:t>Comma</w:t>
-      </w:r>
-      <w:proofErr w:type="spellEnd"/>
-      <w:r>
-        <w:rPr>
-          <w:lang w:val="es-CO"/>
-        </w:rPr>
-        <w:t xml:space="preserve"> </w:t>
-      </w:r>
-      <w:proofErr w:type="spellStart"/>
-      <w:r>
-        <w:rPr>
-          <w:lang w:val="es-CO"/>
-        </w:rPr>
-        <w:t>Separated</w:t>
-      </w:r>
-      <w:proofErr w:type="spellEnd"/>
-      <w:r>
-        <w:rPr>
-          <w:lang w:val="es-CO"/>
-        </w:rPr>
-        <w:t xml:space="preserve"> </w:t>
-      </w:r>
-      <w:proofErr w:type="spellStart"/>
-      <w:r>
-        <w:rPr>
-          <w:lang w:val="es-CO"/>
-        </w:rPr>
-        <w:t>Values</w:t>
-      </w:r>
-      <w:proofErr w:type="spellEnd"/>
-      <w:r>
-        <w:rPr>
-          <w:lang w:val="es-CO"/>
-        </w:rPr>
-        <w:t xml:space="preserve">) para su posterior importación mediante </w:t>
-      </w:r>
-      <w:proofErr w:type="spellStart"/>
-      <w:r>
-        <w:rPr>
-          <w:lang w:val="es-CO"/>
-        </w:rPr>
-        <w:t>PgAdmin</w:t>
-      </w:r>
-      <w:proofErr w:type="spellEnd"/>
-      <w:r>
-        <w:rPr>
-          <w:lang w:val="es-CO"/>
-        </w:rPr>
-        <w:t>.</w:t>
+        <w:t>El componente de datos origen consiste en uno o varios archivos Excel (.xlsx) proporcionados por el cliente. Estos archivos contienen los registros iniciales del sistema (usuarios, pacientes, doctores, especialidades, etc.). Los archivos Excel se deben convertir a formato CSV (Comma Separated Values) para su posterior importación mediante PgAdmin.</w:t>
       </w:r>
       <w:r>
         <w:rPr>
@@ -494,6 +422,9 @@
         <w:br/>
       </w:r>
       <w:r>
+        <w:rPr>
+          <w:noProof/>
+        </w:rPr>
         <w:drawing>
           <wp:inline distT="0" distB="0" distL="0" distR="0" wp14:anchorId="62C4F16D" wp14:editId="3808A988">
             <wp:extent cx="5486400" cy="374015"/>
@@ -555,35 +486,7 @@
         <w:rPr>
           <w:lang w:val="es-CO"/>
         </w:rPr>
-        <w:t xml:space="preserve">La base de datos de destino es un servicio PostgreSQL alojado en </w:t>
-      </w:r>
-      <w:proofErr w:type="spellStart"/>
-      <w:r>
-        <w:rPr>
-          <w:lang w:val="es-CO"/>
-        </w:rPr>
-        <w:t>Railway</w:t>
-      </w:r>
-      <w:proofErr w:type="spellEnd"/>
-      <w:r>
-        <w:rPr>
-          <w:lang w:val="es-CO"/>
-        </w:rPr>
-        <w:t>, llamado '</w:t>
-      </w:r>
-      <w:proofErr w:type="spellStart"/>
-      <w:r>
-        <w:rPr>
-          <w:lang w:val="es-CO"/>
-        </w:rPr>
-        <w:t>Postgres</w:t>
-      </w:r>
-      <w:proofErr w:type="spellEnd"/>
-      <w:r>
-        <w:rPr>
-          <w:lang w:val="es-CO"/>
-        </w:rPr>
-        <w:t>', que forma parte de la arquitectura desplegada en la nube del sistema HealthConnection.</w:t>
+        <w:t>La base de datos de destino es un servicio PostgreSQL alojado en Railway, llamado 'Postgres', que forma parte de la arquitectura desplegada en la nube del sistema HealthConnection.</w:t>
       </w:r>
     </w:p>
     <w:p>
@@ -624,56 +527,14 @@
           <w:lang w:val="es-CO"/>
         </w:rPr>
         <w:br/>
-        <w:t xml:space="preserve">- Convertir el archivo Excel a CSV desde Excel o Google </w:t>
-      </w:r>
-      <w:proofErr w:type="spellStart"/>
-      <w:r>
-        <w:rPr>
-          <w:lang w:val="es-CO"/>
-        </w:rPr>
-        <w:t>Sheets</w:t>
-      </w:r>
-      <w:proofErr w:type="spellEnd"/>
-      <w:r>
-        <w:rPr>
-          <w:lang w:val="es-CO"/>
-        </w:rPr>
-        <w:t>.</w:t>
+        <w:t>- Convertir el archivo Excel a CSV desde Excel o Google Sheets.</w:t>
       </w:r>
       <w:r>
         <w:rPr>
           <w:lang w:val="es-CO"/>
         </w:rPr>
         <w:br/>
-        <w:t xml:space="preserve">- Tener acceso a </w:t>
-      </w:r>
-      <w:proofErr w:type="spellStart"/>
-      <w:r>
-        <w:rPr>
-          <w:lang w:val="es-CO"/>
-        </w:rPr>
-        <w:t>PgAdmin</w:t>
-      </w:r>
-      <w:proofErr w:type="spellEnd"/>
-      <w:r>
-        <w:rPr>
-          <w:lang w:val="es-CO"/>
-        </w:rPr>
-        <w:t xml:space="preserve"> con conexión a la base de datos PostgreSQL en </w:t>
-      </w:r>
-      <w:proofErr w:type="spellStart"/>
-      <w:r>
-        <w:rPr>
-          <w:lang w:val="es-CO"/>
-        </w:rPr>
-        <w:t>Railway</w:t>
-      </w:r>
-      <w:proofErr w:type="spellEnd"/>
-      <w:r>
-        <w:rPr>
-          <w:lang w:val="es-CO"/>
-        </w:rPr>
-        <w:t>.</w:t>
+        <w:t>- Tener acceso a PgAdmin con conexión a la base de datos PostgreSQL en Railway.</w:t>
       </w:r>
       <w:r>
         <w:rPr>
@@ -721,21 +582,7 @@
           <w:lang w:val="es-CO"/>
         </w:rPr>
         <w:br/>
-        <w:t xml:space="preserve">   - Abrir el archivo .xlsx y exportarlo como .</w:t>
-      </w:r>
-      <w:proofErr w:type="spellStart"/>
-      <w:r>
-        <w:rPr>
-          <w:lang w:val="es-CO"/>
-        </w:rPr>
-        <w:t>csv</w:t>
-      </w:r>
-      <w:proofErr w:type="spellEnd"/>
-      <w:r>
-        <w:rPr>
-          <w:lang w:val="es-CO"/>
-        </w:rPr>
-        <w:t>.</w:t>
+        <w:t xml:space="preserve">   - Abrir el archivo .xlsx y exportarlo como .csv.</w:t>
       </w:r>
       <w:r>
         <w:rPr>
@@ -752,6 +599,7 @@
       </w:r>
       <w:r>
         <w:rPr>
+          <w:noProof/>
           <w:lang w:val="es-CO"/>
         </w:rPr>
         <w:drawing>
@@ -801,71 +649,21 @@
           <w:lang w:val="es-CO"/>
         </w:rPr>
         <w:br/>
-        <w:t xml:space="preserve">2. Conectar </w:t>
-      </w:r>
-      <w:proofErr w:type="spellStart"/>
-      <w:r>
-        <w:rPr>
-          <w:lang w:val="es-CO"/>
-        </w:rPr>
-        <w:t>PgAdmin</w:t>
-      </w:r>
-      <w:proofErr w:type="spellEnd"/>
-      <w:r>
-        <w:rPr>
-          <w:lang w:val="es-CO"/>
-        </w:rPr>
-        <w:t xml:space="preserve"> a la base de datos de </w:t>
-      </w:r>
-      <w:proofErr w:type="spellStart"/>
-      <w:r>
-        <w:rPr>
-          <w:lang w:val="es-CO"/>
-        </w:rPr>
-        <w:t>Railway</w:t>
-      </w:r>
-      <w:proofErr w:type="spellEnd"/>
-      <w:r>
-        <w:rPr>
-          <w:lang w:val="es-CO"/>
-        </w:rPr>
-        <w:br/>
-        <w:t xml:space="preserve">   - Abrir </w:t>
-      </w:r>
-      <w:proofErr w:type="spellStart"/>
-      <w:r>
-        <w:rPr>
-          <w:lang w:val="es-CO"/>
-        </w:rPr>
-        <w:t>PgAdmin</w:t>
-      </w:r>
-      <w:proofErr w:type="spellEnd"/>
-      <w:r>
-        <w:rPr>
-          <w:lang w:val="es-CO"/>
-        </w:rPr>
-        <w:t>.</w:t>
+        <w:t>2. Conectar PgAdmin a la base de datos de Railway</w:t>
       </w:r>
       <w:r>
         <w:rPr>
           <w:lang w:val="es-CO"/>
         </w:rPr>
         <w:br/>
-        <w:t xml:space="preserve">   - Crear una nueva conexión usando las credenciales proporcionadas por </w:t>
+        <w:t xml:space="preserve">   - Abrir PgAdmin.</w:t>
       </w:r>
-      <w:proofErr w:type="spellStart"/>
       <w:r>
         <w:rPr>
           <w:lang w:val="es-CO"/>
         </w:rPr>
-        <w:t>Railway</w:t>
-      </w:r>
-      <w:proofErr w:type="spellEnd"/>
-      <w:r>
-        <w:rPr>
-          <w:lang w:val="es-CO"/>
-        </w:rPr>
-        <w:t>.</w:t>
+        <w:br/>
+        <w:t xml:space="preserve">   - Crear una nueva conexión usando las credenciales proporcionadas por Railway.</w:t>
       </w:r>
       <w:r>
         <w:rPr>
@@ -939,6 +737,11 @@
           <w:lang w:val="es-CO"/>
         </w:rPr>
         <w:br/>
+      </w:r>
+      <w:r>
+        <w:rPr>
+          <w:lang w:val="es-CO"/>
+        </w:rPr>
         <w:t xml:space="preserve">   - En el árbol de navegación, buscar la tabla donde se desea importar la información.</w:t>
       </w:r>
       <w:r>
@@ -946,35 +749,7 @@
           <w:lang w:val="es-CO"/>
         </w:rPr>
         <w:br/>
-        <w:t xml:space="preserve">   - Hacer clic derecho → </w:t>
-      </w:r>
-      <w:proofErr w:type="spellStart"/>
-      <w:r>
-        <w:rPr>
-          <w:lang w:val="es-CO"/>
-        </w:rPr>
-        <w:t>Import</w:t>
-      </w:r>
-      <w:proofErr w:type="spellEnd"/>
-      <w:r>
-        <w:rPr>
-          <w:lang w:val="es-CO"/>
-        </w:rPr>
-        <w:t>/</w:t>
-      </w:r>
-      <w:proofErr w:type="spellStart"/>
-      <w:r>
-        <w:rPr>
-          <w:lang w:val="es-CO"/>
-        </w:rPr>
-        <w:t>Export</w:t>
-      </w:r>
-      <w:proofErr w:type="spellEnd"/>
-      <w:r>
-        <w:rPr>
-          <w:lang w:val="es-CO"/>
-        </w:rPr>
-        <w:t>.</w:t>
+        <w:t xml:space="preserve">   - Hacer clic derecho → Import/Export.</w:t>
       </w:r>
       <w:r>
         <w:rPr>
@@ -984,6 +759,7 @@
       </w:r>
       <w:r>
         <w:rPr>
+          <w:noProof/>
           <w:lang w:val="es-CO"/>
         </w:rPr>
         <w:drawing>
@@ -1053,108 +829,36 @@
           <w:lang w:val="es-CO"/>
         </w:rPr>
         <w:lastRenderedPageBreak/>
-        <w:t xml:space="preserve">     • </w:t>
-      </w:r>
-      <w:proofErr w:type="spellStart"/>
-      <w:r>
-        <w:rPr>
-          <w:lang w:val="es-CO"/>
-        </w:rPr>
-        <w:t>Filename</w:t>
-      </w:r>
-      <w:proofErr w:type="spellEnd"/>
-      <w:r>
-        <w:rPr>
-          <w:lang w:val="es-CO"/>
-        </w:rPr>
-        <w:t>: seleccionar el archivo .</w:t>
-      </w:r>
-      <w:proofErr w:type="spellStart"/>
-      <w:r>
-        <w:rPr>
-          <w:lang w:val="es-CO"/>
-        </w:rPr>
-        <w:t>csv</w:t>
-      </w:r>
-      <w:proofErr w:type="spellEnd"/>
-      <w:r>
-        <w:rPr>
-          <w:lang w:val="es-CO"/>
-        </w:rPr>
-        <w:br/>
-        <w:t xml:space="preserve">     • </w:t>
-      </w:r>
-      <w:proofErr w:type="spellStart"/>
-      <w:r>
-        <w:rPr>
-          <w:lang w:val="es-CO"/>
-        </w:rPr>
-        <w:t>Format</w:t>
-      </w:r>
-      <w:proofErr w:type="spellEnd"/>
-      <w:r>
-        <w:rPr>
-          <w:lang w:val="es-CO"/>
-        </w:rPr>
-        <w:t>: CSV</w:t>
+        <w:t xml:space="preserve">     • Filename: seleccionar el archivo .csv</w:t>
       </w:r>
       <w:r>
         <w:rPr>
           <w:lang w:val="es-CO"/>
         </w:rPr>
         <w:br/>
-        <w:t xml:space="preserve">     • </w:t>
-      </w:r>
-      <w:proofErr w:type="spellStart"/>
-      <w:r>
-        <w:rPr>
-          <w:lang w:val="es-CO"/>
-        </w:rPr>
-        <w:t>Encoding</w:t>
-      </w:r>
-      <w:proofErr w:type="spellEnd"/>
-      <w:r>
-        <w:rPr>
-          <w:lang w:val="es-CO"/>
-        </w:rPr>
-        <w:t>: UTF-8</w:t>
+        <w:t xml:space="preserve">     • Format: CSV</w:t>
       </w:r>
       <w:r>
         <w:rPr>
           <w:lang w:val="es-CO"/>
         </w:rPr>
         <w:br/>
-        <w:t xml:space="preserve">     • </w:t>
-      </w:r>
-      <w:proofErr w:type="spellStart"/>
-      <w:r>
-        <w:rPr>
-          <w:lang w:val="es-CO"/>
-        </w:rPr>
-        <w:t>Header</w:t>
-      </w:r>
-      <w:proofErr w:type="spellEnd"/>
-      <w:r>
-        <w:rPr>
-          <w:lang w:val="es-CO"/>
-        </w:rPr>
-        <w:t>: Activado</w:t>
+        <w:t xml:space="preserve">     • Encoding: UTF-8</w:t>
       </w:r>
       <w:r>
         <w:rPr>
           <w:lang w:val="es-CO"/>
         </w:rPr>
         <w:br/>
-        <w:t xml:space="preserve">     • </w:t>
+        <w:t xml:space="preserve">     • Header: Activado</w:t>
       </w:r>
-      <w:proofErr w:type="spellStart"/>
       <w:r>
         <w:rPr>
           <w:lang w:val="es-CO"/>
         </w:rPr>
-        <w:t>Delimiter</w:t>
+        <w:br/>
+        <w:t xml:space="preserve">     • Delimiter</w:t>
       </w:r>
-      <w:proofErr w:type="spellEnd"/>
       <w:proofErr w:type="gramStart"/>
       <w:r>
         <w:rPr>
@@ -1170,7 +874,6 @@
         <w:br/>
         <w:t xml:space="preserve">   - </w:t>
       </w:r>
-      <w:proofErr w:type="spellStart"/>
       <w:proofErr w:type="gramStart"/>
       <w:r>
         <w:rPr>
@@ -1178,27 +881,12 @@
         </w:rPr>
         <w:t>Click</w:t>
       </w:r>
-      <w:proofErr w:type="spellEnd"/>
       <w:proofErr w:type="gramEnd"/>
       <w:r>
         <w:rPr>
           <w:lang w:val="es-CO"/>
         </w:rPr>
-        <w:t xml:space="preserve"> en </w:t>
-      </w:r>
-      <w:proofErr w:type="spellStart"/>
-      <w:r>
-        <w:rPr>
-          <w:lang w:val="es-CO"/>
-        </w:rPr>
-        <w:t>Import</w:t>
-      </w:r>
-      <w:proofErr w:type="spellEnd"/>
-      <w:r>
-        <w:rPr>
-          <w:lang w:val="es-CO"/>
-        </w:rPr>
-        <w:t>.</w:t>
+        <w:t xml:space="preserve"> en Import.</w:t>
       </w:r>
       <w:r>
         <w:rPr>
@@ -1208,6 +896,9 @@
         <w:t xml:space="preserve">   </w:t>
       </w:r>
       <w:r>
+        <w:rPr>
+          <w:noProof/>
+        </w:rPr>
         <w:drawing>
           <wp:inline distT="0" distB="0" distL="0" distR="0" wp14:anchorId="26FA3169" wp14:editId="16257D36">
             <wp:extent cx="5486400" cy="4269105"/>
@@ -1279,6 +970,7 @@
       </w:r>
       <w:r>
         <w:rPr>
+          <w:noProof/>
           <w:lang w:val="es-CO"/>
         </w:rPr>
         <w:drawing>
@@ -1349,35 +1041,7 @@
           <w:lang w:val="es-CO"/>
         </w:rPr>
         <w:br/>
-        <w:t xml:space="preserve">- Eliminar los registros insertados manualmente desde </w:t>
-      </w:r>
-      <w:proofErr w:type="spellStart"/>
-      <w:r>
-        <w:rPr>
-          <w:lang w:val="es-CO"/>
-        </w:rPr>
-        <w:t>PgAdmin</w:t>
-      </w:r>
-      <w:proofErr w:type="spellEnd"/>
-      <w:r>
-        <w:rPr>
-          <w:lang w:val="es-CO"/>
-        </w:rPr>
-        <w:t xml:space="preserve"> usando sentencias SQL (ej. DELETE FROM </w:t>
-      </w:r>
-      <w:proofErr w:type="spellStart"/>
-      <w:r>
-        <w:rPr>
-          <w:lang w:val="es-CO"/>
-        </w:rPr>
-        <w:t>nombre_tabla</w:t>
-      </w:r>
-      <w:proofErr w:type="spellEnd"/>
-      <w:r>
-        <w:rPr>
-          <w:lang w:val="es-CO"/>
-        </w:rPr>
-        <w:t>), o</w:t>
+        <w:t>- Eliminar los registros insertados manualmente desde PgAdmin usando sentencias SQL (ej. DELETE FROM nombre_tabla), o</w:t>
       </w:r>
       <w:r>
         <w:rPr>
@@ -1411,21 +1075,7 @@
         <w:rPr>
           <w:lang w:val="es-CO"/>
         </w:rPr>
-        <w:t xml:space="preserve">La carga inicial contempló datos de prueba necesarios para el funcionamiento básico del sistema. Estos datos fueron insertados manualmente o con ayuda de importadores (como </w:t>
-      </w:r>
-      <w:proofErr w:type="spellStart"/>
-      <w:r>
-        <w:rPr>
-          <w:lang w:val="es-CO"/>
-        </w:rPr>
-        <w:t>PgAdmin</w:t>
-      </w:r>
-      <w:proofErr w:type="spellEnd"/>
-      <w:r>
-        <w:rPr>
-          <w:lang w:val="es-CO"/>
-        </w:rPr>
-        <w:t>). Incluyeron:</w:t>
+        <w:t>La carga inicial contempló datos de prueba necesarios para el funcionamiento básico del sistema. Estos datos fueron insertados manualmente o con ayuda de importadores (como PgAdmin). Incluyeron:</w:t>
       </w:r>
       <w:r>
         <w:rPr>
@@ -1475,91 +1125,6 @@
         </w:rPr>
         <w:br/>
         <w:t>- Publicaciones de prueba</w:t>
-      </w:r>
-    </w:p>
-    <w:p>
-      <w:pPr>
-        <w:pStyle w:val="Ttulo1"/>
-        <w:rPr>
-          <w:lang w:val="es-CO"/>
-        </w:rPr>
-      </w:pPr>
-      <w:r>
-        <w:rPr>
-          <w:lang w:val="es-CO"/>
-        </w:rPr>
-        <w:t>6. REFERENCIAS</w:t>
-      </w:r>
-    </w:p>
-    <w:p>
-      <w:pPr>
-        <w:rPr>
-          <w:lang w:val="es-CO"/>
-        </w:rPr>
-      </w:pPr>
-      <w:r>
-        <w:rPr>
-          <w:lang w:val="es-CO"/>
-        </w:rPr>
-        <w:t xml:space="preserve">- </w:t>
-      </w:r>
-      <w:proofErr w:type="spellStart"/>
-      <w:r>
-        <w:rPr>
-          <w:lang w:val="es-CO"/>
-        </w:rPr>
-        <w:t>docs</w:t>
-      </w:r>
-      <w:proofErr w:type="spellEnd"/>
-      <w:r>
-        <w:rPr>
-          <w:lang w:val="es-CO"/>
-        </w:rPr>
-        <w:t>/T2/</w:t>
-      </w:r>
-      <w:proofErr w:type="spellStart"/>
-      <w:r>
-        <w:rPr>
-          <w:lang w:val="es-CO"/>
-        </w:rPr>
-        <w:t>modelo_entidad_relacion</w:t>
-      </w:r>
-      <w:proofErr w:type="spellEnd"/>
-      <w:r>
-        <w:rPr>
-          <w:lang w:val="es-CO"/>
-        </w:rPr>
-        <w:br/>
-        <w:t xml:space="preserve">- </w:t>
-      </w:r>
-      <w:proofErr w:type="spellStart"/>
-      <w:r>
-        <w:rPr>
-          <w:lang w:val="es-CO"/>
-        </w:rPr>
-        <w:t>docs</w:t>
-      </w:r>
-      <w:proofErr w:type="spellEnd"/>
-      <w:r>
-        <w:rPr>
-          <w:lang w:val="es-CO"/>
-        </w:rPr>
-        <w:t>/T2/</w:t>
-      </w:r>
-      <w:proofErr w:type="spellStart"/>
-      <w:r>
-        <w:rPr>
-          <w:lang w:val="es-CO"/>
-        </w:rPr>
-        <w:t>diccionario_de_datos</w:t>
-      </w:r>
-      <w:proofErr w:type="spellEnd"/>
-      <w:r>
-        <w:rPr>
-          <w:lang w:val="es-CO"/>
-        </w:rPr>
-        <w:br/>
-        <w:t>- manualTecnico.docx</w:t>
       </w:r>
       <w:r>
         <w:rPr>
@@ -1792,21 +1357,7 @@
               <w:rPr>
                 <w:lang w:val="es-CO"/>
               </w:rPr>
-              <w:t>Exportar cada archivo a formato .</w:t>
-            </w:r>
-            <w:proofErr w:type="spellStart"/>
-            <w:r>
-              <w:rPr>
-                <w:lang w:val="es-CO"/>
-              </w:rPr>
-              <w:t>csv</w:t>
-            </w:r>
-            <w:proofErr w:type="spellEnd"/>
-            <w:r>
-              <w:rPr>
-                <w:lang w:val="es-CO"/>
-              </w:rPr>
-              <w:t xml:space="preserve"> asegurando compatibilidad con la base de datos.</w:t>
+              <w:t>Exportar cada archivo a formato .csv asegurando compatibilidad con la base de datos.</w:t>
             </w:r>
           </w:p>
         </w:tc>
@@ -1836,30 +1387,8 @@
               <w:rPr>
                 <w:lang w:val="es-CO"/>
               </w:rPr>
-              <w:t xml:space="preserve">Conexión de </w:t>
+              <w:t>Conexión de PgAdmin a Railway</w:t>
             </w:r>
-            <w:proofErr w:type="spellStart"/>
-            <w:r>
-              <w:rPr>
-                <w:lang w:val="es-CO"/>
-              </w:rPr>
-              <w:t>PgAdmin</w:t>
-            </w:r>
-            <w:proofErr w:type="spellEnd"/>
-            <w:r>
-              <w:rPr>
-                <w:lang w:val="es-CO"/>
-              </w:rPr>
-              <w:t xml:space="preserve"> a </w:t>
-            </w:r>
-            <w:proofErr w:type="spellStart"/>
-            <w:r>
-              <w:rPr>
-                <w:lang w:val="es-CO"/>
-              </w:rPr>
-              <w:t>Railway</w:t>
-            </w:r>
-            <w:proofErr w:type="spellEnd"/>
           </w:p>
         </w:tc>
         <w:tc>
@@ -1896,35 +1425,13 @@
               <w:rPr>
                 <w:lang w:val="es-CO"/>
               </w:rPr>
-              <w:t xml:space="preserve">Configurar </w:t>
+              <w:t>Configurar PgAdmin</w:t>
             </w:r>
-            <w:proofErr w:type="spellStart"/>
             <w:r>
               <w:rPr>
                 <w:lang w:val="es-CO"/>
               </w:rPr>
-              <w:t>PgAdmin</w:t>
-            </w:r>
-            <w:proofErr w:type="spellEnd"/>
-            <w:r>
-              <w:rPr>
-                <w:lang w:val="es-CO"/>
-              </w:rPr>
-              <w:t xml:space="preserve"> con los datos de conexión de la base de datos en </w:t>
-            </w:r>
-            <w:proofErr w:type="spellStart"/>
-            <w:r>
-              <w:rPr>
-                <w:lang w:val="es-CO"/>
-              </w:rPr>
-              <w:t>Railway</w:t>
-            </w:r>
-            <w:proofErr w:type="spellEnd"/>
-            <w:r>
-              <w:rPr>
-                <w:lang w:val="es-CO"/>
-              </w:rPr>
-              <w:t>.</w:t>
+              <w:t xml:space="preserve"> con los datos de conexión de la base de datos en Railway.</w:t>
             </w:r>
           </w:p>
         </w:tc>
@@ -2060,21 +1567,7 @@
               <w:rPr>
                 <w:lang w:val="es-CO"/>
               </w:rPr>
-              <w:t xml:space="preserve">Realizar importación usando </w:t>
-            </w:r>
-            <w:proofErr w:type="spellStart"/>
-            <w:r>
-              <w:rPr>
-                <w:lang w:val="es-CO"/>
-              </w:rPr>
-              <w:t>PgAdmin</w:t>
-            </w:r>
-            <w:proofErr w:type="spellEnd"/>
-            <w:r>
-              <w:rPr>
-                <w:lang w:val="es-CO"/>
-              </w:rPr>
-              <w:t xml:space="preserve"> con formato CSV y codificación UTF-8.</w:t>
+              <w:t>Realizar importación usando PgAdmin con formato CSV y codificación UTF-8.</w:t>
             </w:r>
           </w:p>
         </w:tc>
@@ -2142,21 +1635,7 @@
               <w:rPr>
                 <w:lang w:val="es-CO"/>
               </w:rPr>
-              <w:t xml:space="preserve">Consultar registros en </w:t>
-            </w:r>
-            <w:proofErr w:type="spellStart"/>
-            <w:r>
-              <w:rPr>
-                <w:lang w:val="es-CO"/>
-              </w:rPr>
-              <w:t>PgAdmin</w:t>
-            </w:r>
-            <w:proofErr w:type="spellEnd"/>
-            <w:r>
-              <w:rPr>
-                <w:lang w:val="es-CO"/>
-              </w:rPr>
-              <w:t xml:space="preserve"> para verificar integridad de los datos.</w:t>
+              <w:t>Consultar registros en PgAdmin para verificar integridad de los datos.</w:t>
             </w:r>
           </w:p>
         </w:tc>
@@ -2186,16 +1665,8 @@
               <w:rPr>
                 <w:lang w:val="es-CO"/>
               </w:rPr>
-              <w:t xml:space="preserve">Ejecución del plan de </w:t>
+              <w:t>Ejecución del plan de rollback</w:t>
             </w:r>
-            <w:proofErr w:type="spellStart"/>
-            <w:r>
-              <w:rPr>
-                <w:lang w:val="es-CO"/>
-              </w:rPr>
-              <w:t>rollback</w:t>
-            </w:r>
-            <w:proofErr w:type="spellEnd"/>
             <w:r>
               <w:rPr>
                 <w:lang w:val="es-CO"/>
